--- a/2026年7月6日_两场预测.docx
+++ b/2026年7月6日_两场预测.docx
@@ -5828,7 +5828,7 @@
                 <w:color w:val="1A1A2E"/>
                 <w:sz w:val="15"/>
               </w:rPr>
-              <w:t>历史交锋: 挪威2胜2平</w:t>
+              <w:t>维尼修斯 vs 佩德森: €180M vs ~€8M</w:t>
             </w:r>
           </w:p>
         </w:tc>
@@ -5855,7 +5855,7 @@
                 <w:color w:val="1A1A2E"/>
                 <w:sz w:val="15"/>
               </w:rPr>
-              <w:t>挪威 ★★</w:t>
+              <w:t>巴西 ★★★</w:t>
             </w:r>
           </w:p>
         </w:tc>
@@ -5881,7 +5881,7 @@
                 <w:color w:val="1A1A2E"/>
                 <w:sz w:val="15"/>
               </w:rPr>
-              <w:t>巴西从未赢过挪威 — 含1998世界杯2-1 — 心理枷锁</w:t>
+              <w:t>最大错位 — 若有空间维尼修斯可单兵解决比赛</w:t>
             </w:r>
           </w:p>
         </w:tc>
@@ -5909,7 +5909,7 @@
                 <w:color w:val="1A1A2E"/>
                 <w:sz w:val="15"/>
               </w:rPr>
-              <w:t>维尼修斯 vs 佩德森: €180M vs ~€8M</w:t>
+              <w:t>巴西中场实力: 吉马良斯+卡塞米罗</w:t>
             </w:r>
           </w:p>
         </w:tc>
@@ -5935,7 +5935,7 @@
                 <w:color w:val="1A1A2E"/>
                 <w:sz w:val="15"/>
               </w:rPr>
-              <w:t>巴西 ★★★</w:t>
+              <w:t>巴西 ★★</w:t>
             </w:r>
           </w:p>
         </w:tc>
@@ -5960,7 +5960,7 @@
                 <w:color w:val="1A1A2E"/>
                 <w:sz w:val="15"/>
               </w:rPr>
-              <w:t>最大错位 — 若有空间维尼修斯可单兵解决比赛</w:t>
+              <w:t>若卡塞米罗健康 — 中场控制力远超挪威 — 可限制厄德高触球</w:t>
             </w:r>
           </w:p>
         </w:tc>
@@ -5989,7 +5989,7 @@
                 <w:color w:val="1A1A2E"/>
                 <w:sz w:val="15"/>
               </w:rPr>
-              <w:t>巴西中场实力: 吉马良斯+卡塞米罗</w:t>
+              <w:t>挪威防线: 7失球/4场</w:t>
             </w:r>
           </w:p>
         </w:tc>
@@ -6042,7 +6042,7 @@
                 <w:color w:val="1A1A2E"/>
                 <w:sz w:val="15"/>
               </w:rPr>
-              <w:t>若卡塞米罗健康 — 中场控制力远超挪威 — 可限制厄德高触球</w:t>
+              <w:t>对法国1-4暴露 — 从未面对巴西级别攻击力</w:t>
             </w:r>
           </w:p>
         </w:tc>
@@ -6070,7 +6070,7 @@
                 <w:color w:val="1A1A2E"/>
                 <w:sz w:val="15"/>
               </w:rPr>
-              <w:t>挪威防线: 7失球/4场</w:t>
+              <w:t>内马尔仅14分钟: 替补席最强牌受限</w:t>
             </w:r>
           </w:p>
         </w:tc>
@@ -6096,7 +6096,7 @@
                 <w:color w:val="1A1A2E"/>
                 <w:sz w:val="15"/>
               </w:rPr>
-              <w:t>巴西 ★★</w:t>
+              <w:t>挪威 ★</w:t>
             </w:r>
           </w:p>
         </w:tc>
@@ -6121,7 +6121,7 @@
                 <w:color w:val="1A1A2E"/>
                 <w:sz w:val="15"/>
               </w:rPr>
-              <w:t>对法国1-4暴露 — 从未面对巴西级别攻击力</w:t>
+              <w:t>若需逆转缺少王牌替补</w:t>
             </w:r>
           </w:p>
         </w:tc>
@@ -6150,7 +6150,7 @@
                 <w:color w:val="1A1A2E"/>
                 <w:sz w:val="15"/>
               </w:rPr>
-              <w:t>内马尔仅14分钟: 替补席最强牌受限</w:t>
+              <w:t>巴西对欧洲淘汰赛22年零胜</w:t>
             </w:r>
           </w:p>
         </w:tc>
@@ -6177,7 +6177,7 @@
                 <w:color w:val="1A1A2E"/>
                 <w:sz w:val="15"/>
               </w:rPr>
-              <w:t>挪威 ★</w:t>
+              <w:t>挪威 [注]</w:t>
             </w:r>
           </w:p>
         </w:tc>
@@ -6203,7 +6203,7 @@
                 <w:color w:val="1A1A2E"/>
                 <w:sz w:val="15"/>
               </w:rPr>
-              <w:t>若需逆转缺少王牌替补</w:t>
+              <w:t>22年纪录 — 但跨时代统计不具因果预测力，仅背景标注</w:t>
             </w:r>
           </w:p>
         </w:tc>
@@ -6231,7 +6231,7 @@
                 <w:color w:val="1A1A2E"/>
                 <w:sz w:val="15"/>
               </w:rPr>
-              <w:t>巴西对欧洲淘汰赛22年零胜</w:t>
+              <w:t>身价比 1:1.51 (&lt;3:1)</w:t>
             </w:r>
           </w:p>
         </w:tc>
@@ -6257,7 +6257,7 @@
                 <w:color w:val="1A1A2E"/>
                 <w:sz w:val="15"/>
               </w:rPr>
-              <w:t>挪威 ★</w:t>
+              <w:t>均势</w:t>
             </w:r>
           </w:p>
         </w:tc>
@@ -6282,7 +6282,7 @@
                 <w:color w:val="1A1A2E"/>
                 <w:sz w:val="15"/>
               </w:rPr>
-              <w:t>不容忽视的心理障碍</w:t>
+              <w:t>任何结果都可能</w:t>
             </w:r>
           </w:p>
         </w:tc>
@@ -6311,7 +6311,7 @@
                 <w:color w:val="1A1A2E"/>
                 <w:sz w:val="15"/>
               </w:rPr>
-              <w:t>身价比 1:1.51 (&lt;3:1)</w:t>
+              <w:t>中立场地(新泽西)</w:t>
             </w:r>
           </w:p>
         </w:tc>
@@ -6346,85 +6346,6 @@
           <w:tcPr>
             <w:tcW w:type="dxa" w:w="3685"/>
             <w:shd w:fill="F5F7FA" w:val="clear"/>
-            <w:tcBorders>
-              <w:top w:val="single" w:sz="4" w:color="D0D5DD" w:space="0"/>
-              <w:bottom w:val="single" w:sz="4" w:color="D0D5DD" w:space="0"/>
-              <w:left w:val="single" w:sz="4" w:color="D0D5DD" w:space="0"/>
-              <w:right w:val="single" w:sz="4" w:color="D0D5DD" w:space="0"/>
-            </w:tcBorders>
-          </w:tcPr>
-          <w:p>
-            <w:pPr>
-              <w:spacing w:before="20" w:after="20"/>
-            </w:pPr>
-            <w:r>
-              <w:rPr>
-                <w:rFonts w:ascii="微软雅黑" w:hAnsi="微软雅黑" w:eastAsia="微软雅黑"/>
-                <w:b w:val="0"/>
-                <w:color w:val="1A1A2E"/>
-                <w:sz w:val="15"/>
-              </w:rPr>
-              <w:t>任何结果都可能</w:t>
-            </w:r>
-          </w:p>
-        </w:tc>
-      </w:tr>
-      <w:tr>
-        <w:tc>
-          <w:tcPr>
-            <w:tcW w:type="dxa" w:w="2835"/>
-            <w:tcBorders>
-              <w:top w:val="single" w:sz="4" w:color="D0D5DD" w:space="0"/>
-              <w:bottom w:val="single" w:sz="4" w:color="D0D5DD" w:space="0"/>
-              <w:left w:val="single" w:sz="4" w:color="D0D5DD" w:space="0"/>
-              <w:right w:val="single" w:sz="4" w:color="D0D5DD" w:space="0"/>
-            </w:tcBorders>
-          </w:tcPr>
-          <w:p>
-            <w:pPr>
-              <w:spacing w:before="20" w:after="20"/>
-              <w:jc w:val="center"/>
-            </w:pPr>
-            <w:r>
-              <w:rPr>
-                <w:rFonts w:ascii="微软雅黑" w:hAnsi="微软雅黑" w:eastAsia="微软雅黑"/>
-                <w:b w:val="0"/>
-                <w:color w:val="1A1A2E"/>
-                <w:sz w:val="15"/>
-              </w:rPr>
-              <w:t>中立场地(新泽西)</w:t>
-            </w:r>
-          </w:p>
-        </w:tc>
-        <w:tc>
-          <w:tcPr>
-            <w:tcW w:type="dxa" w:w="1020"/>
-            <w:tcBorders>
-              <w:top w:val="single" w:sz="4" w:color="D0D5DD" w:space="0"/>
-              <w:bottom w:val="single" w:sz="4" w:color="D0D5DD" w:space="0"/>
-              <w:left w:val="single" w:sz="4" w:color="D0D5DD" w:space="0"/>
-              <w:right w:val="single" w:sz="4" w:color="D0D5DD" w:space="0"/>
-            </w:tcBorders>
-          </w:tcPr>
-          <w:p>
-            <w:pPr>
-              <w:spacing w:before="20" w:after="20"/>
-              <w:jc w:val="center"/>
-            </w:pPr>
-            <w:r>
-              <w:rPr>
-                <w:rFonts w:ascii="微软雅黑" w:hAnsi="微软雅黑" w:eastAsia="微软雅黑"/>
-                <w:b w:val="0"/>
-                <w:color w:val="1A1A2E"/>
-                <w:sz w:val="15"/>
-              </w:rPr>
-              <w:t>均势</w:t>
-            </w:r>
-          </w:p>
-        </w:tc>
-        <w:tc>
-          <w:tcPr>
-            <w:tcW w:type="dxa" w:w="3685"/>
             <w:tcBorders>
               <w:top w:val="single" w:sz="4" w:color="D0D5DD" w:space="0"/>
               <w:bottom w:val="single" w:sz="4" w:color="D0D5DD" w:space="0"/>
@@ -15403,7 +15324,7 @@
                 <w:color w:val="1A1A2E"/>
                 <w:sz w:val="15"/>
               </w:rPr>
-              <w:t>挪威从未输给巴西: 4次2胜2平</w:t>
+              <w:t>挪威历史4次对巴西2胜2平(跨28年)</w:t>
             </w:r>
           </w:p>
         </w:tc>
@@ -15428,7 +15349,7 @@
                 <w:color w:val="1A1A2E"/>
                 <w:sz w:val="15"/>
               </w:rPr>
-              <w:t>心理因素可能影响巴西淘汰赛决策</w:t>
+              <w:t>[注] 跨时代统计不具因果预测力 — 已废弃</w:t>
             </w:r>
           </w:p>
         </w:tc>
@@ -15453,7 +15374,7 @@
                 <w:color w:val="1A1A2E"/>
                 <w:sz w:val="15"/>
               </w:rPr>
-              <w:t>若巴西上半场不进球→焦虑可能累积</w:t>
+              <w:t>不纳入预测加权 — 仅作背景知识</w:t>
             </w:r>
           </w:p>
         </w:tc>
